--- a/data/human_paras/human_para_80.docx
+++ b/data/human_paras/human_para_80.docx
@@ -4,7 +4,7 @@
   <w:body>
     <w:p>
       <w:r>
-        <w:t>The surprising twist is that Michael Young, the British sociologist who coined the term meritocracy, based it on a society where merit was calculated by combining a person's IQ with their effort and using the results to put the people into classes. He assumed that the resulting society would be a paranoid and smug group of an elite class ruling a disenfranchised and powerless people (Ref-u255891). The term was picked up by politicians who redefined it to paint a picture of a better and fairer society where success came from hard work and not family influence. The twist is that instead of a fair society, America has sunk into the dystopian culture that Young defined. In the modern American culture, the line drawn on how an individual makes it to the top is arbitrary. It is terrible and unethical to get a job through nepotism, but it is okay when the same individual receives the same post through college connections.</w:t>
+        <w:t>The second scandal involved the Texas Senator, Ted Cruz. Even though mandated by law, Cruz failed to indicate the source of his campaign money, which came from low-interest loans, amounting to almost one million dollars. The source of the funds was Goldman Sachs and Citibank. The point of mentioning this incident is that Goldman Sachs was Cruz's wife employer for a long time. This incident is just one of the many incidences in America every day. In some situations, people are given opportunities and chances based on merit and talent. Still, this incidence is drowned by the many times influence, and money has placed unqualified people on top compared to talented people.</w:t>
       </w:r>
     </w:p>
     <w:sectPr>
